--- a/Coursework/Python&Pumpkins/output.docx
+++ b/Coursework/Python&Pumpkins/output.docx
@@ -48,42 +48,26 @@
     </w:p>
     <w:p>
       <w:pPr>
-        <w:rPr>
-          <w:rFonts w:ascii="Aptos" w:hAnsi="Aptos"/>
-        </w:rPr>
-      </w:pPr>
-    </w:p>
-    <w:p>
-      <w:pPr>
         <w:numPr>
           <w:ilvl w:val="0"/>
           <w:numId w:val="2"/>
         </w:numPr>
         <w:rPr>
-          <w:rFonts w:ascii="Aptos" w:eastAsia="Times New Roman" w:hAnsi="Aptos" w:cs="Times New Roman"/>
-          <w:color w:val="000000"/>
-          <w:kern w:val="0"/>
-          <w:lang w:eastAsia="en-GB"/>
-          <w14:ligatures w14:val="none"/>
-        </w:rPr>
-      </w:pPr>
-      <w:r>
-        <w:rPr>
-          <w:rFonts w:ascii="Aptos" w:eastAsia="Times New Roman" w:hAnsi="Aptos" w:cs="Times New Roman"/>
-          <w:color w:val="000000"/>
-          <w:kern w:val="0"/>
-          <w:lang w:eastAsia="en-GB"/>
-          <w14:ligatures w14:val="none"/>
+          <w:rFonts w:ascii="Aptos" w:hAnsi="Aptos"/>
+          <w:color w:val="000000"/>
+        </w:rPr>
+      </w:pPr>
+      <w:r>
+        <w:rPr>
+          <w:rFonts w:ascii="Aptos" w:hAnsi="Aptos"/>
+          <w:color w:val="000000"/>
         </w:rPr>
         <w:t>Read in </w:t>
       </w:r>
       <w:r>
         <w:rPr>
-          <w:rFonts w:ascii="Aptos" w:eastAsia="Times New Roman" w:hAnsi="Aptos" w:cs="Courier New"/>
-          <w:color w:val="000000"/>
-          <w:kern w:val="0"/>
-          <w:lang w:eastAsia="en-GB"/>
-          <w14:ligatures w14:val="none"/>
+          <w:rFonts w:ascii="Aptos" w:hAnsi="Aptos" w:cs="Courier New"/>
+          <w:color w:val="000000"/>
         </w:rPr>
         <w:t>pumpkins.csv</w:t>
       </w:r>
@@ -95,20 +79,14 @@
           <w:numId w:val="2"/>
         </w:numPr>
         <w:rPr>
-          <w:rFonts w:ascii="Aptos" w:eastAsia="Times New Roman" w:hAnsi="Aptos" w:cs="Times New Roman"/>
-          <w:color w:val="000000"/>
-          <w:kern w:val="0"/>
-          <w:lang w:eastAsia="en-GB"/>
-          <w14:ligatures w14:val="none"/>
-        </w:rPr>
-      </w:pPr>
-      <w:r>
-        <w:rPr>
-          <w:rFonts w:ascii="Aptos" w:eastAsia="Times New Roman" w:hAnsi="Aptos" w:cs="Times New Roman"/>
-          <w:color w:val="000000"/>
-          <w:kern w:val="0"/>
-          <w:lang w:eastAsia="en-GB"/>
-          <w14:ligatures w14:val="none"/>
+          <w:rFonts w:ascii="Aptos" w:hAnsi="Aptos"/>
+          <w:color w:val="000000"/>
+        </w:rPr>
+      </w:pPr>
+      <w:r>
+        <w:rPr>
+          <w:rFonts w:ascii="Aptos" w:hAnsi="Aptos"/>
+          <w:color w:val="000000"/>
         </w:rPr>
         <w:t>Identify the heaviest pumpkin (variety, location, year)</w:t>
       </w:r>
@@ -120,40 +98,28 @@
           <w:numId w:val="2"/>
         </w:numPr>
         <w:rPr>
-          <w:rFonts w:ascii="Aptos" w:eastAsia="Times New Roman" w:hAnsi="Aptos" w:cs="Times New Roman"/>
-          <w:color w:val="000000"/>
-          <w:kern w:val="0"/>
-          <w:lang w:eastAsia="en-GB"/>
-          <w14:ligatures w14:val="none"/>
-        </w:rPr>
-      </w:pPr>
-      <w:r>
-        <w:rPr>
-          <w:rFonts w:ascii="Aptos" w:eastAsia="Times New Roman" w:hAnsi="Aptos" w:cs="Times New Roman"/>
-          <w:color w:val="000000"/>
-          <w:kern w:val="0"/>
-          <w:lang w:eastAsia="en-GB"/>
-          <w14:ligatures w14:val="none"/>
+          <w:rFonts w:ascii="Aptos" w:hAnsi="Aptos"/>
+          <w:color w:val="000000"/>
+        </w:rPr>
+      </w:pPr>
+      <w:r>
+        <w:rPr>
+          <w:rFonts w:ascii="Aptos" w:hAnsi="Aptos"/>
+          <w:color w:val="000000"/>
         </w:rPr>
         <w:t>Convert pounds → kilograms (</w:t>
       </w:r>
       <w:r>
         <w:rPr>
-          <w:rFonts w:ascii="Aptos" w:eastAsia="Times New Roman" w:hAnsi="Aptos" w:cs="Courier New"/>
-          <w:color w:val="000000"/>
-          <w:kern w:val="0"/>
-          <w:lang w:eastAsia="en-GB"/>
-          <w14:ligatures w14:val="none"/>
+          <w:rFonts w:ascii="Aptos" w:hAnsi="Aptos" w:cs="Courier New"/>
+          <w:color w:val="000000"/>
         </w:rPr>
         <w:t>weight_kg</w:t>
       </w:r>
       <w:r>
         <w:rPr>
-          <w:rFonts w:ascii="Aptos" w:eastAsia="Times New Roman" w:hAnsi="Aptos" w:cs="Times New Roman"/>
-          <w:color w:val="000000"/>
-          <w:kern w:val="0"/>
-          <w:lang w:eastAsia="en-GB"/>
-          <w14:ligatures w14:val="none"/>
+          <w:rFonts w:ascii="Aptos" w:hAnsi="Aptos"/>
+          <w:color w:val="000000"/>
         </w:rPr>
         <w:t> column)</w:t>
       </w:r>
@@ -165,40 +131,28 @@
           <w:numId w:val="2"/>
         </w:numPr>
         <w:rPr>
-          <w:rFonts w:ascii="Aptos" w:eastAsia="Times New Roman" w:hAnsi="Aptos" w:cs="Times New Roman"/>
-          <w:color w:val="000000"/>
-          <w:kern w:val="0"/>
-          <w:lang w:eastAsia="en-GB"/>
-          <w14:ligatures w14:val="none"/>
-        </w:rPr>
-      </w:pPr>
-      <w:r>
-        <w:rPr>
-          <w:rFonts w:ascii="Aptos" w:eastAsia="Times New Roman" w:hAnsi="Aptos" w:cs="Times New Roman"/>
-          <w:color w:val="000000"/>
-          <w:kern w:val="0"/>
-          <w:lang w:eastAsia="en-GB"/>
-          <w14:ligatures w14:val="none"/>
+          <w:rFonts w:ascii="Aptos" w:hAnsi="Aptos"/>
+          <w:color w:val="000000"/>
+        </w:rPr>
+      </w:pPr>
+      <w:r>
+        <w:rPr>
+          <w:rFonts w:ascii="Aptos" w:hAnsi="Aptos"/>
+          <w:color w:val="000000"/>
         </w:rPr>
         <w:t>Add a </w:t>
       </w:r>
       <w:r>
         <w:rPr>
-          <w:rFonts w:ascii="Aptos" w:eastAsia="Times New Roman" w:hAnsi="Aptos" w:cs="Courier New"/>
-          <w:color w:val="000000"/>
-          <w:kern w:val="0"/>
-          <w:lang w:eastAsia="en-GB"/>
-          <w14:ligatures w14:val="none"/>
+          <w:rFonts w:ascii="Aptos" w:hAnsi="Aptos" w:cs="Courier New"/>
+          <w:color w:val="000000"/>
         </w:rPr>
         <w:t>weight_class</w:t>
       </w:r>
       <w:r>
         <w:rPr>
-          <w:rFonts w:ascii="Aptos" w:eastAsia="Times New Roman" w:hAnsi="Aptos" w:cs="Times New Roman"/>
-          <w:color w:val="000000"/>
-          <w:kern w:val="0"/>
-          <w:lang w:eastAsia="en-GB"/>
-          <w14:ligatures w14:val="none"/>
+          <w:rFonts w:ascii="Aptos" w:hAnsi="Aptos"/>
+          <w:color w:val="000000"/>
         </w:rPr>
         <w:t> column (light / medium / heavy)</w:t>
       </w:r>
@@ -210,20 +164,14 @@
           <w:numId w:val="2"/>
         </w:numPr>
         <w:rPr>
-          <w:rFonts w:ascii="Aptos" w:eastAsia="Times New Roman" w:hAnsi="Aptos" w:cs="Times New Roman"/>
-          <w:color w:val="000000"/>
-          <w:kern w:val="0"/>
-          <w:lang w:eastAsia="en-GB"/>
-          <w14:ligatures w14:val="none"/>
-        </w:rPr>
-      </w:pPr>
-      <w:r>
-        <w:rPr>
-          <w:rFonts w:ascii="Aptos" w:eastAsia="Times New Roman" w:hAnsi="Aptos" w:cs="Times New Roman"/>
-          <w:color w:val="000000"/>
-          <w:kern w:val="0"/>
-          <w:lang w:eastAsia="en-GB"/>
-          <w14:ligatures w14:val="none"/>
+          <w:rFonts w:ascii="Aptos" w:hAnsi="Aptos"/>
+          <w:color w:val="000000"/>
+        </w:rPr>
+      </w:pPr>
+      <w:r>
+        <w:rPr>
+          <w:rFonts w:ascii="Aptos" w:hAnsi="Aptos"/>
+          <w:color w:val="000000"/>
         </w:rPr>
         <w:t>Plot estimated vs actual weight (coloured by class)</w:t>
       </w:r>
@@ -235,40 +183,28 @@
           <w:numId w:val="2"/>
         </w:numPr>
         <w:rPr>
-          <w:rFonts w:ascii="Aptos" w:eastAsia="Times New Roman" w:hAnsi="Aptos" w:cs="Times New Roman"/>
-          <w:color w:val="000000"/>
-          <w:kern w:val="0"/>
-          <w:lang w:eastAsia="en-GB"/>
-          <w14:ligatures w14:val="none"/>
-        </w:rPr>
-      </w:pPr>
-      <w:r>
-        <w:rPr>
-          <w:rFonts w:ascii="Aptos" w:eastAsia="Times New Roman" w:hAnsi="Aptos" w:cs="Times New Roman"/>
-          <w:color w:val="000000"/>
-          <w:kern w:val="0"/>
-          <w:lang w:eastAsia="en-GB"/>
-          <w14:ligatures w14:val="none"/>
+          <w:rFonts w:ascii="Aptos" w:hAnsi="Aptos"/>
+          <w:color w:val="000000"/>
+        </w:rPr>
+      </w:pPr>
+      <w:r>
+        <w:rPr>
+          <w:rFonts w:ascii="Aptos" w:hAnsi="Aptos"/>
+          <w:color w:val="000000"/>
         </w:rPr>
         <w:t>Filter for three countries and save (</w:t>
       </w:r>
       <w:r>
         <w:rPr>
-          <w:rFonts w:ascii="Aptos" w:eastAsia="Times New Roman" w:hAnsi="Aptos" w:cs="Courier New"/>
-          <w:color w:val="000000"/>
-          <w:kern w:val="0"/>
-          <w:lang w:eastAsia="en-GB"/>
-          <w14:ligatures w14:val="none"/>
+          <w:rFonts w:ascii="Aptos" w:hAnsi="Aptos" w:cs="Courier New"/>
+          <w:color w:val="000000"/>
         </w:rPr>
         <w:t>pumpkins_filtered.csv</w:t>
       </w:r>
       <w:r>
         <w:rPr>
-          <w:rFonts w:ascii="Aptos" w:eastAsia="Times New Roman" w:hAnsi="Aptos" w:cs="Times New Roman"/>
-          <w:color w:val="000000"/>
-          <w:kern w:val="0"/>
-          <w:lang w:eastAsia="en-GB"/>
-          <w14:ligatures w14:val="none"/>
+          <w:rFonts w:ascii="Aptos" w:hAnsi="Aptos"/>
+          <w:color w:val="000000"/>
         </w:rPr>
         <w:t>)</w:t>
       </w:r>
@@ -280,20 +216,14 @@
           <w:numId w:val="2"/>
         </w:numPr>
         <w:rPr>
-          <w:rFonts w:ascii="Aptos" w:eastAsia="Times New Roman" w:hAnsi="Aptos" w:cs="Times New Roman"/>
-          <w:color w:val="000000"/>
-          <w:kern w:val="0"/>
-          <w:lang w:eastAsia="en-GB"/>
-          <w14:ligatures w14:val="none"/>
-        </w:rPr>
-      </w:pPr>
-      <w:r>
-        <w:rPr>
-          <w:rFonts w:ascii="Aptos" w:eastAsia="Times New Roman" w:hAnsi="Aptos" w:cs="Times New Roman"/>
-          <w:color w:val="000000"/>
-          <w:kern w:val="0"/>
-          <w:lang w:eastAsia="en-GB"/>
-          <w14:ligatures w14:val="none"/>
+          <w:rFonts w:ascii="Aptos" w:hAnsi="Aptos"/>
+          <w:color w:val="000000"/>
+        </w:rPr>
+      </w:pPr>
+      <w:r>
+        <w:rPr>
+          <w:rFonts w:ascii="Aptos" w:hAnsi="Aptos"/>
+          <w:color w:val="000000"/>
         </w:rPr>
         <w:t>Summarise mean weights by country and variety</w:t>
       </w:r>
@@ -305,20 +235,14 @@
           <w:numId w:val="2"/>
         </w:numPr>
         <w:rPr>
-          <w:rFonts w:ascii="Aptos" w:eastAsia="Times New Roman" w:hAnsi="Aptos" w:cs="Times New Roman"/>
-          <w:color w:val="000000"/>
-          <w:kern w:val="0"/>
-          <w:lang w:eastAsia="en-GB"/>
-          <w14:ligatures w14:val="none"/>
-        </w:rPr>
-      </w:pPr>
-      <w:r>
-        <w:rPr>
-          <w:rFonts w:ascii="Aptos" w:eastAsia="Times New Roman" w:hAnsi="Aptos" w:cs="Times New Roman"/>
-          <w:color w:val="000000"/>
-          <w:kern w:val="0"/>
-          <w:lang w:eastAsia="en-GB"/>
-          <w14:ligatures w14:val="none"/>
+          <w:rFonts w:ascii="Aptos" w:hAnsi="Aptos"/>
+          <w:color w:val="000000"/>
+        </w:rPr>
+      </w:pPr>
+      <w:r>
+        <w:rPr>
+          <w:rFonts w:ascii="Aptos" w:hAnsi="Aptos"/>
+          <w:color w:val="000000"/>
         </w:rPr>
         <w:t>Create a boxplot for the three countries</w:t>
       </w:r>
@@ -330,20 +254,14 @@
           <w:numId w:val="2"/>
         </w:numPr>
         <w:rPr>
-          <w:rFonts w:ascii="Aptos" w:eastAsia="Times New Roman" w:hAnsi="Aptos" w:cs="Times New Roman"/>
-          <w:color w:val="000000"/>
-          <w:kern w:val="0"/>
-          <w:lang w:eastAsia="en-GB"/>
-          <w14:ligatures w14:val="none"/>
-        </w:rPr>
-      </w:pPr>
-      <w:r>
-        <w:rPr>
-          <w:rFonts w:ascii="Aptos" w:eastAsia="Times New Roman" w:hAnsi="Aptos" w:cs="Times New Roman"/>
-          <w:color w:val="000000"/>
-          <w:kern w:val="0"/>
-          <w:lang w:eastAsia="en-GB"/>
-          <w14:ligatures w14:val="none"/>
+          <w:rFonts w:ascii="Aptos" w:hAnsi="Aptos"/>
+          <w:color w:val="000000"/>
+        </w:rPr>
+      </w:pPr>
+      <w:r>
+        <w:rPr>
+          <w:rFonts w:ascii="Aptos" w:hAnsi="Aptos"/>
+          <w:color w:val="000000"/>
         </w:rPr>
         <w:t>Create a faceted plot by variety</w:t>
       </w:r>
@@ -380,25 +298,29 @@
     </w:p>
     <w:p>
       <w:pPr>
-        <w:rPr>
-          <w:rFonts w:ascii="Aptos" w:hAnsi="Aptos"/>
-        </w:rPr>
-      </w:pPr>
-    </w:p>
-    <w:p>
-      <w:pPr>
-        <w:rPr>
-          <w:rFonts w:ascii="Aptos" w:hAnsi="Aptos"/>
-        </w:rPr>
-      </w:pPr>
-      <w:r>
-        <w:rPr>
-          <w:rFonts w:ascii="Aptos" w:hAnsi="Aptos"/>
+        <w:jc w:val="center"/>
+        <w:rPr>
+          <w:rFonts w:ascii="Aptos" w:hAnsi="Aptos"/>
+          <w:u w:val="single"/>
+        </w:rPr>
+      </w:pPr>
+      <w:r>
+        <w:rPr>
+          <w:rFonts w:ascii="Aptos" w:hAnsi="Aptos"/>
+          <w:noProof/>
         </w:rPr>
         <w:drawing>
-          <wp:inline distT="0" distB="0" distL="0" distR="0" wp14:anchorId="081B14E8" wp14:editId="0F75E385">
-            <wp:extent cx="3848100" cy="1676400"/>
-            <wp:effectExtent l="0" t="0" r="0" b="0"/>
+          <wp:anchor distT="0" distB="0" distL="114300" distR="114300" simplePos="0" relativeHeight="251658240" behindDoc="0" locked="0" layoutInCell="1" allowOverlap="1" wp14:anchorId="081B14E8" wp14:editId="32F9C127">
+            <wp:simplePos x="0" y="0"/>
+            <wp:positionH relativeFrom="column">
+              <wp:posOffset>0</wp:posOffset>
+            </wp:positionH>
+            <wp:positionV relativeFrom="paragraph">
+              <wp:posOffset>79513</wp:posOffset>
+            </wp:positionV>
+            <wp:extent cx="3130550" cy="1363345"/>
+            <wp:effectExtent l="0" t="0" r="6350" b="0"/>
+            <wp:wrapSquare wrapText="bothSides"/>
             <wp:docPr id="133746923" name="Picture 1" descr="A screenshot of a computer code&#10;&#10;AI-generated content may be incorrect."/>
             <wp:cNvGraphicFramePr>
               <a:graphicFrameLocks xmlns:a="http://schemas.openxmlformats.org/drawingml/2006/main" noChangeAspect="1"/>
@@ -411,7 +333,13 @@
                     <pic:cNvPicPr/>
                   </pic:nvPicPr>
                   <pic:blipFill>
-                    <a:blip r:embed="rId5"/>
+                    <a:blip r:embed="rId5">
+                      <a:extLst>
+                        <a:ext uri="{28A0092B-C50C-407E-A947-70E740481C1C}">
+                          <a14:useLocalDpi xmlns:a14="http://schemas.microsoft.com/office/drawing/2010/main" val="0"/>
+                        </a:ext>
+                      </a:extLst>
+                    </a:blip>
                     <a:stretch>
                       <a:fillRect/>
                     </a:stretch>
@@ -419,7 +347,7 @@
                   <pic:spPr>
                     <a:xfrm>
                       <a:off x="0" y="0"/>
-                      <a:ext cx="3848100" cy="1676400"/>
+                      <a:ext cx="3130550" cy="1363345"/>
                     </a:xfrm>
                     <a:prstGeom prst="rect">
                       <a:avLst/>
@@ -428,7 +356,13 @@
                 </pic:pic>
               </a:graphicData>
             </a:graphic>
-          </wp:inline>
+            <wp14:sizeRelH relativeFrom="page">
+              <wp14:pctWidth>0</wp14:pctWidth>
+            </wp14:sizeRelH>
+            <wp14:sizeRelV relativeFrom="page">
+              <wp14:pctHeight>0</wp14:pctHeight>
+            </wp14:sizeRelV>
+          </wp:anchor>
         </w:drawing>
       </w:r>
     </w:p>
@@ -438,31 +372,26 @@
           <w:rFonts w:ascii="Aptos" w:hAnsi="Aptos"/>
         </w:rPr>
       </w:pPr>
-    </w:p>
-    <w:p>
-      <w:pPr>
-        <w:rPr>
-          <w:rFonts w:ascii="Aptos" w:hAnsi="Aptos"/>
-        </w:rPr>
-      </w:pPr>
-      <w:r>
-        <w:rPr>
-          <w:rFonts w:ascii="Aptos" w:hAnsi="Aptos"/>
-        </w:rPr>
-        <w:t xml:space="preserve">My individual data set was the first csv file (01). </w:t>
-      </w:r>
-      <w:r>
-        <w:rPr>
-          <w:rFonts w:ascii="Aptos" w:hAnsi="Aptos"/>
-        </w:rPr>
-        <w:t>Above</w:t>
-      </w:r>
-      <w:r>
-        <w:rPr>
-          <w:rFonts w:ascii="Aptos" w:hAnsi="Aptos"/>
-        </w:rPr>
-        <w:t xml:space="preserve"> is the code used to read in the file and also import the libraries needed throughout the rest of the code. </w:t>
-      </w:r>
+      <w:r>
+        <w:rPr>
+          <w:rFonts w:ascii="Aptos" w:hAnsi="Aptos"/>
+        </w:rPr>
+        <w:t xml:space="preserve">My individual data set was the first csv file (01). Above is the code used to read in the file and also import the libraries needed throughout the rest of the code. </w:t>
+      </w:r>
+    </w:p>
+    <w:p>
+      <w:pPr>
+        <w:rPr>
+          <w:rFonts w:ascii="Aptos" w:hAnsi="Aptos"/>
+        </w:rPr>
+      </w:pPr>
+    </w:p>
+    <w:p>
+      <w:pPr>
+        <w:rPr>
+          <w:rFonts w:ascii="Aptos" w:hAnsi="Aptos"/>
+        </w:rPr>
+      </w:pPr>
     </w:p>
     <w:p>
       <w:pPr>
@@ -548,13 +477,6 @@
           <w:rFonts w:ascii="Aptos" w:hAnsi="Aptos"/>
         </w:rPr>
       </w:pPr>
-    </w:p>
-    <w:p>
-      <w:pPr>
-        <w:rPr>
-          <w:rFonts w:ascii="Aptos" w:hAnsi="Aptos"/>
-        </w:rPr>
-      </w:pPr>
       <w:r>
         <w:rPr>
           <w:rFonts w:ascii="Aptos" w:hAnsi="Aptos"/>
@@ -567,23 +489,7 @@
           <w:color w:val="000000"/>
           <w:vertAlign w:val="superscript"/>
         </w:rPr>
-        <w:t>[</w:t>
-      </w:r>
-      <w:r>
-        <w:rPr>
-          <w:rFonts w:ascii="Aptos" w:hAnsi="Aptos"/>
-          <w:color w:val="000000"/>
-          <w:vertAlign w:val="superscript"/>
-        </w:rPr>
-        <w:t>1</w:t>
-      </w:r>
-      <w:r>
-        <w:rPr>
-          <w:rFonts w:ascii="Aptos" w:hAnsi="Aptos"/>
-          <w:color w:val="000000"/>
-          <w:vertAlign w:val="superscript"/>
-        </w:rPr>
-        <w:t>]</w:t>
+        <w:t>[1]</w:t>
       </w:r>
       <w:r>
         <w:rPr>
@@ -614,6 +520,7 @@
       <w:r>
         <w:rPr>
           <w:rFonts w:ascii="Aptos" w:hAnsi="Aptos"/>
+          <w:noProof/>
         </w:rPr>
         <w:drawing>
           <wp:inline distT="0" distB="0" distL="0" distR="0" wp14:anchorId="01A5B440" wp14:editId="4D00A98E">
@@ -654,10 +561,56 @@
     </w:p>
     <w:p>
       <w:pPr>
-        <w:jc w:val="center"/>
-        <w:rPr>
-          <w:rFonts w:ascii="Aptos" w:hAnsi="Aptos"/>
-          <w:u w:val="single"/>
+        <w:rPr>
+          <w:rFonts w:ascii="Aptos" w:hAnsi="Aptos"/>
+        </w:rPr>
+      </w:pPr>
+      <w:r>
+        <w:rPr>
+          <w:rFonts w:ascii="Aptos" w:hAnsi="Aptos"/>
+        </w:rPr>
+        <w:t>The heaviest pumpkin is of the Spirit variety and was grown in Foiano della Chiana in Italy grown in 2021.</w:t>
+      </w:r>
+    </w:p>
+    <w:p>
+      <w:pPr>
+        <w:rPr>
+          <w:rFonts w:ascii="Aptos" w:hAnsi="Aptos"/>
+        </w:rPr>
+      </w:pPr>
+    </w:p>
+    <w:p>
+      <w:pPr>
+        <w:rPr>
+          <w:rFonts w:ascii="Aptos" w:hAnsi="Aptos"/>
+        </w:rPr>
+      </w:pPr>
+    </w:p>
+    <w:p>
+      <w:pPr>
+        <w:rPr>
+          <w:rFonts w:ascii="Aptos" w:hAnsi="Aptos"/>
+        </w:rPr>
+      </w:pPr>
+    </w:p>
+    <w:p>
+      <w:pPr>
+        <w:rPr>
+          <w:rFonts w:ascii="Aptos" w:hAnsi="Aptos"/>
+        </w:rPr>
+      </w:pPr>
+    </w:p>
+    <w:p>
+      <w:pPr>
+        <w:rPr>
+          <w:rFonts w:ascii="Aptos" w:hAnsi="Aptos"/>
+        </w:rPr>
+      </w:pPr>
+    </w:p>
+    <w:p>
+      <w:pPr>
+        <w:rPr>
+          <w:rFonts w:ascii="Aptos" w:hAnsi="Aptos"/>
         </w:rPr>
       </w:pPr>
     </w:p>
@@ -684,22 +637,23 @@
           <w:rFonts w:ascii="Aptos" w:hAnsi="Aptos"/>
         </w:rPr>
       </w:pPr>
-    </w:p>
-    <w:p>
-      <w:pPr>
-        <w:rPr>
-          <w:rFonts w:ascii="Aptos" w:hAnsi="Aptos"/>
-        </w:rPr>
-      </w:pPr>
       <w:r>
         <w:rPr>
           <w:rFonts w:ascii="Aptos" w:hAnsi="Aptos"/>
           <w:noProof/>
         </w:rPr>
         <w:drawing>
-          <wp:inline distT="0" distB="0" distL="0" distR="0" wp14:anchorId="3B63DC55" wp14:editId="3C6C56F5">
-            <wp:extent cx="5118100" cy="1511300"/>
+          <wp:anchor distT="0" distB="0" distL="114300" distR="114300" simplePos="0" relativeHeight="251659264" behindDoc="0" locked="0" layoutInCell="1" allowOverlap="1" wp14:anchorId="3B63DC55" wp14:editId="4551D881">
+            <wp:simplePos x="0" y="0"/>
+            <wp:positionH relativeFrom="column">
+              <wp:posOffset>0</wp:posOffset>
+            </wp:positionH>
+            <wp:positionV relativeFrom="paragraph">
+              <wp:posOffset>112505</wp:posOffset>
+            </wp:positionV>
+            <wp:extent cx="4134678" cy="1220910"/>
             <wp:effectExtent l="0" t="0" r="0" b="0"/>
+            <wp:wrapSquare wrapText="bothSides"/>
             <wp:docPr id="212583166" name="Picture 1" descr="A screenshot of a computer&#10;&#10;AI-generated content may be incorrect."/>
             <wp:cNvGraphicFramePr>
               <a:graphicFrameLocks xmlns:a="http://schemas.openxmlformats.org/drawingml/2006/main" noChangeAspect="1"/>
@@ -712,7 +666,13 @@
                     <pic:cNvPicPr/>
                   </pic:nvPicPr>
                   <pic:blipFill>
-                    <a:blip r:embed="rId8"/>
+                    <a:blip r:embed="rId8">
+                      <a:extLst>
+                        <a:ext uri="{28A0092B-C50C-407E-A947-70E740481C1C}">
+                          <a14:useLocalDpi xmlns:a14="http://schemas.microsoft.com/office/drawing/2010/main" val="0"/>
+                        </a:ext>
+                      </a:extLst>
+                    </a:blip>
                     <a:stretch>
                       <a:fillRect/>
                     </a:stretch>
@@ -720,7 +680,7 @@
                   <pic:spPr>
                     <a:xfrm>
                       <a:off x="0" y="0"/>
-                      <a:ext cx="5118100" cy="1511300"/>
+                      <a:ext cx="4134678" cy="1220910"/>
                     </a:xfrm>
                     <a:prstGeom prst="rect">
                       <a:avLst/>
@@ -729,7 +689,13 @@
                 </pic:pic>
               </a:graphicData>
             </a:graphic>
-          </wp:inline>
+            <wp14:sizeRelH relativeFrom="page">
+              <wp14:pctWidth>0</wp14:pctWidth>
+            </wp14:sizeRelH>
+            <wp14:sizeRelV relativeFrom="page">
+              <wp14:pctHeight>0</wp14:pctHeight>
+            </wp14:sizeRelV>
+          </wp:anchor>
         </w:drawing>
       </w:r>
     </w:p>
@@ -739,13 +705,6 @@
           <w:rFonts w:ascii="Aptos" w:hAnsi="Aptos"/>
         </w:rPr>
       </w:pPr>
-    </w:p>
-    <w:p>
-      <w:pPr>
-        <w:rPr>
-          <w:rFonts w:ascii="Aptos" w:hAnsi="Aptos"/>
-        </w:rPr>
-      </w:pPr>
       <w:r>
         <w:rPr>
           <w:rFonts w:ascii="Aptos" w:hAnsi="Aptos"/>
@@ -800,11 +759,20 @@
           <w:u w:val="single"/>
         </w:rPr>
       </w:pPr>
-      <w:r>
+    </w:p>
+    <w:p>
+      <w:pPr>
+        <w:jc w:val="center"/>
         <w:rPr>
           <w:rFonts w:ascii="Aptos" w:hAnsi="Aptos"/>
           <w:u w:val="single"/>
         </w:rPr>
+      </w:pPr>
+      <w:r>
+        <w:rPr>
+          <w:rFonts w:ascii="Aptos" w:hAnsi="Aptos"/>
+          <w:u w:val="single"/>
+        </w:rPr>
         <w:t>TASK FOUR</w:t>
       </w:r>
     </w:p>
@@ -814,21 +782,15 @@
           <w:rFonts w:ascii="Aptos" w:hAnsi="Aptos"/>
         </w:rPr>
       </w:pPr>
-    </w:p>
-    <w:p>
-      <w:pPr>
-        <w:rPr>
-          <w:rFonts w:ascii="Aptos" w:hAnsi="Aptos"/>
-        </w:rPr>
-      </w:pPr>
-      <w:r>
-        <w:rPr>
-          <w:rFonts w:ascii="Aptos" w:hAnsi="Aptos"/>
+      <w:r>
+        <w:rPr>
+          <w:rFonts w:ascii="Aptos" w:hAnsi="Aptos"/>
+          <w:noProof/>
         </w:rPr>
         <w:drawing>
-          <wp:inline distT="0" distB="0" distL="0" distR="0" wp14:anchorId="696D0708" wp14:editId="136EF781">
-            <wp:extent cx="5731510" cy="2296795"/>
-            <wp:effectExtent l="0" t="0" r="0" b="1905"/>
+          <wp:inline distT="0" distB="0" distL="0" distR="0" wp14:anchorId="696D0708" wp14:editId="54836A68">
+            <wp:extent cx="4651513" cy="1864006"/>
+            <wp:effectExtent l="0" t="0" r="0" b="3175"/>
             <wp:docPr id="844708910" name="Picture 1" descr="A screenshot of a computer code&#10;&#10;AI-generated content may be incorrect."/>
             <wp:cNvGraphicFramePr>
               <a:graphicFrameLocks xmlns:a="http://schemas.openxmlformats.org/drawingml/2006/main" noChangeAspect="1"/>
@@ -849,7 +811,7 @@
                   <pic:spPr>
                     <a:xfrm>
                       <a:off x="0" y="0"/>
-                      <a:ext cx="5731510" cy="2296795"/>
+                      <a:ext cx="4683826" cy="1876955"/>
                     </a:xfrm>
                     <a:prstGeom prst="rect">
                       <a:avLst/>
@@ -868,13 +830,6 @@
           <w:rFonts w:ascii="Aptos" w:hAnsi="Aptos"/>
         </w:rPr>
       </w:pPr>
-    </w:p>
-    <w:p>
-      <w:pPr>
-        <w:rPr>
-          <w:rFonts w:ascii="Aptos" w:hAnsi="Aptos"/>
-        </w:rPr>
-      </w:pPr>
       <w:r>
         <w:rPr>
           <w:rFonts w:ascii="Aptos" w:hAnsi="Aptos"/>
@@ -938,16 +893,10 @@
           <w:rFonts w:ascii="Aptos" w:hAnsi="Aptos"/>
         </w:rPr>
       </w:pPr>
-    </w:p>
-    <w:p>
-      <w:pPr>
-        <w:rPr>
-          <w:rFonts w:ascii="Aptos" w:hAnsi="Aptos"/>
-        </w:rPr>
-      </w:pPr>
-      <w:r>
-        <w:rPr>
-          <w:rFonts w:ascii="Aptos" w:hAnsi="Aptos"/>
+      <w:r>
+        <w:rPr>
+          <w:rFonts w:ascii="Aptos" w:hAnsi="Aptos"/>
+          <w:noProof/>
         </w:rPr>
         <w:drawing>
           <wp:inline distT="0" distB="0" distL="0" distR="0" wp14:anchorId="30AFE784" wp14:editId="30BAFB9F">
@@ -992,13 +941,6 @@
           <w:rFonts w:ascii="Aptos" w:hAnsi="Aptos"/>
         </w:rPr>
       </w:pPr>
-    </w:p>
-    <w:p>
-      <w:pPr>
-        <w:rPr>
-          <w:rFonts w:ascii="Aptos" w:hAnsi="Aptos"/>
-        </w:rPr>
-      </w:pPr>
       <w:r>
         <w:rPr>
           <w:rFonts w:ascii="Aptos" w:hAnsi="Aptos"/>
@@ -1048,39 +990,34 @@
         <w:rPr>
           <w:rFonts w:ascii="Aptos" w:hAnsi="Aptos"/>
         </w:rPr>
-        <w:t xml:space="preserve"> and variables to colour each point depending on the weight class. I chose three different </w:t>
-      </w:r>
-      <w:r>
-        <w:rPr>
-          <w:rFonts w:ascii="Aptos" w:hAnsi="Aptos"/>
+        <w:t xml:space="preserve"> and variables to colour each point depending on the weight class. I chose three different colours (green, orange and red)</w:t>
+      </w:r>
+      <w:r>
+        <w:rPr>
+          <w:rFonts w:ascii="Aptos" w:hAnsi="Aptos"/>
+        </w:rPr>
+        <w:t xml:space="preserve"> and assigned them to each class from the previous task. I used some of the other aesthetic options in matplot to outline each individual data point as well as giving the graph axis titles and a main title. Below is the graph that was produced. </w:t>
+      </w:r>
+    </w:p>
+    <w:p>
+      <w:pPr>
+        <w:rPr>
+          <w:rFonts w:ascii="Aptos" w:hAnsi="Aptos"/>
+        </w:rPr>
+      </w:pPr>
+    </w:p>
+    <w:p>
+      <w:pPr>
+        <w:rPr>
+          <w:rFonts w:ascii="Aptos" w:hAnsi="Aptos"/>
+        </w:rPr>
+      </w:pPr>
+      <w:r>
+        <w:rPr>
+          <w:rFonts w:ascii="Aptos" w:hAnsi="Aptos"/>
+          <w:noProof/>
         </w:rPr>
         <w:lastRenderedPageBreak/>
-        <w:t>colours (green, orange and red)</w:t>
-      </w:r>
-      <w:r>
-        <w:rPr>
-          <w:rFonts w:ascii="Aptos" w:hAnsi="Aptos"/>
-        </w:rPr>
-        <w:t xml:space="preserve"> and assigned them to each class from the previous task. I used some of the other aesthetic options in matplot to outline each individual data point as well as giving the graph axis titles and a main title. Below is the graph that was produced. </w:t>
-      </w:r>
-    </w:p>
-    <w:p>
-      <w:pPr>
-        <w:rPr>
-          <w:rFonts w:ascii="Aptos" w:hAnsi="Aptos"/>
-        </w:rPr>
-      </w:pPr>
-    </w:p>
-    <w:p>
-      <w:pPr>
-        <w:rPr>
-          <w:rFonts w:ascii="Aptos" w:hAnsi="Aptos"/>
-        </w:rPr>
-      </w:pPr>
-      <w:r>
-        <w:rPr>
-          <w:rFonts w:ascii="Aptos" w:hAnsi="Aptos"/>
-        </w:rPr>
         <w:drawing>
           <wp:inline distT="0" distB="0" distL="0" distR="0" wp14:anchorId="668174A7" wp14:editId="1E494769">
             <wp:extent cx="5731510" cy="4610100"/>
@@ -1144,32 +1081,19 @@
           <w:rFonts w:ascii="Aptos" w:hAnsi="Aptos"/>
           <w:u w:val="single"/>
         </w:rPr>
-        <w:t xml:space="preserve">TASK </w:t>
-      </w:r>
-      <w:r>
-        <w:rPr>
-          <w:rFonts w:ascii="Aptos" w:hAnsi="Aptos"/>
-          <w:u w:val="single"/>
-        </w:rPr>
-        <w:t>SIX</w:t>
-      </w:r>
-    </w:p>
-    <w:p>
-      <w:pPr>
-        <w:rPr>
-          <w:rFonts w:ascii="Aptos" w:hAnsi="Aptos"/>
-        </w:rPr>
-      </w:pPr>
-    </w:p>
-    <w:p>
-      <w:pPr>
-        <w:rPr>
-          <w:rFonts w:ascii="Aptos" w:hAnsi="Aptos"/>
-        </w:rPr>
-      </w:pPr>
-      <w:r>
-        <w:rPr>
-          <w:rFonts w:ascii="Aptos" w:hAnsi="Aptos"/>
+        <w:t>TASK SIX</w:t>
+      </w:r>
+    </w:p>
+    <w:p>
+      <w:pPr>
+        <w:rPr>
+          <w:rFonts w:ascii="Aptos" w:hAnsi="Aptos"/>
+        </w:rPr>
+      </w:pPr>
+      <w:r>
+        <w:rPr>
+          <w:rFonts w:ascii="Aptos" w:hAnsi="Aptos"/>
+          <w:noProof/>
         </w:rPr>
         <w:drawing>
           <wp:inline distT="0" distB="0" distL="0" distR="0" wp14:anchorId="0649CD21" wp14:editId="7B7952B6">
@@ -1214,13 +1138,6 @@
           <w:rFonts w:ascii="Aptos" w:hAnsi="Aptos"/>
         </w:rPr>
       </w:pPr>
-    </w:p>
-    <w:p>
-      <w:pPr>
-        <w:rPr>
-          <w:rFonts w:ascii="Aptos" w:hAnsi="Aptos"/>
-        </w:rPr>
-      </w:pPr>
       <w:r>
         <w:rPr>
           <w:rFonts w:ascii="Aptos" w:hAnsi="Aptos"/>
@@ -1284,7 +1201,7 @@
         <w:rPr>
           <w:rFonts w:ascii="Aptos" w:hAnsi="Aptos"/>
         </w:rPr>
-        <w:t xml:space="preserve">to a new csv file that saves into my coursework folder. </w:t>
+        <w:t>to a new csv file that saves into my coursework folder.</w:t>
       </w:r>
     </w:p>
     <w:p>
@@ -1299,57 +1216,15 @@
         <w:jc w:val="center"/>
         <w:rPr>
           <w:rFonts w:ascii="Aptos" w:hAnsi="Aptos"/>
+        </w:rPr>
+      </w:pPr>
+      <w:r>
+        <w:rPr>
+          <w:rFonts w:ascii="Aptos" w:hAnsi="Aptos"/>
           <w:u w:val="single"/>
         </w:rPr>
-      </w:pPr>
-    </w:p>
-    <w:p>
-      <w:pPr>
-        <w:jc w:val="center"/>
-        <w:rPr>
-          <w:rFonts w:ascii="Aptos" w:hAnsi="Aptos"/>
-          <w:u w:val="single"/>
-        </w:rPr>
-      </w:pPr>
-    </w:p>
-    <w:p>
-      <w:pPr>
-        <w:jc w:val="center"/>
-        <w:rPr>
-          <w:rFonts w:ascii="Aptos" w:hAnsi="Aptos"/>
-          <w:u w:val="single"/>
-        </w:rPr>
-      </w:pPr>
-    </w:p>
-    <w:p>
-      <w:pPr>
-        <w:jc w:val="center"/>
-        <w:rPr>
-          <w:rFonts w:ascii="Aptos" w:hAnsi="Aptos"/>
-        </w:rPr>
-      </w:pPr>
-      <w:r>
-        <w:rPr>
-          <w:rFonts w:ascii="Aptos" w:hAnsi="Aptos"/>
-          <w:u w:val="single"/>
-        </w:rPr>
-        <w:lastRenderedPageBreak/>
-        <w:t xml:space="preserve">TASK </w:t>
-      </w:r>
-      <w:r>
-        <w:rPr>
-          <w:rFonts w:ascii="Aptos" w:hAnsi="Aptos"/>
-          <w:u w:val="single"/>
-        </w:rPr>
-        <w:t>SEVEN</w:t>
-      </w:r>
-    </w:p>
-    <w:p>
-      <w:pPr>
-        <w:rPr>
-          <w:rFonts w:ascii="Aptos" w:hAnsi="Aptos"/>
-        </w:rPr>
-      </w:pPr>
+        <w:t>TASK SEVEN</w:t>
+      </w:r>
     </w:p>
     <w:p>
       <w:pPr>
@@ -1362,10 +1237,10 @@
           <w:rFonts w:ascii="Aptos" w:hAnsi="Aptos"/>
         </w:rPr>
         <w:drawing>
-          <wp:inline distT="0" distB="0" distL="0" distR="0" wp14:anchorId="39BBC061" wp14:editId="4E16BE30">
-            <wp:extent cx="5731510" cy="1581785"/>
-            <wp:effectExtent l="0" t="0" r="0" b="5715"/>
-            <wp:docPr id="1810107105" name="Picture 1" descr="A screenshot of a computer code&#10;&#10;AI-generated content may be incorrect."/>
+          <wp:inline distT="0" distB="0" distL="0" distR="0" wp14:anchorId="0A58BFED" wp14:editId="6286EBB6">
+            <wp:extent cx="5307496" cy="1298943"/>
+            <wp:effectExtent l="0" t="0" r="1270" b="0"/>
+            <wp:docPr id="1718724300" name="Picture 1" descr="A screenshot of a computer program&#10;&#10;AI-generated content may be incorrect."/>
             <wp:cNvGraphicFramePr>
               <a:graphicFrameLocks xmlns:a="http://schemas.openxmlformats.org/drawingml/2006/main" noChangeAspect="1"/>
             </wp:cNvGraphicFramePr>
@@ -1373,7 +1248,7 @@
               <a:graphicData uri="http://schemas.openxmlformats.org/drawingml/2006/picture">
                 <pic:pic xmlns:pic="http://schemas.openxmlformats.org/drawingml/2006/picture">
                   <pic:nvPicPr>
-                    <pic:cNvPr id="1810107105" name="Picture 1" descr="A screenshot of a computer code&#10;&#10;AI-generated content may be incorrect."/>
+                    <pic:cNvPr id="1718724300" name="Picture 1" descr="A screenshot of a computer program&#10;&#10;AI-generated content may be incorrect."/>
                     <pic:cNvPicPr/>
                   </pic:nvPicPr>
                   <pic:blipFill>
@@ -1385,7 +1260,7 @@
                   <pic:spPr>
                     <a:xfrm>
                       <a:off x="0" y="0"/>
-                      <a:ext cx="5731510" cy="1581785"/>
+                      <a:ext cx="5361945" cy="1312269"/>
                     </a:xfrm>
                     <a:prstGeom prst="rect">
                       <a:avLst/>
@@ -1404,17 +1279,11 @@
           <w:rFonts w:ascii="Aptos" w:hAnsi="Aptos"/>
         </w:rPr>
       </w:pPr>
-    </w:p>
-    <w:p>
-      <w:pPr>
-        <w:rPr>
-          <w:rFonts w:ascii="Aptos" w:hAnsi="Aptos"/>
-        </w:rPr>
-      </w:pPr>
-      <w:r>
-        <w:rPr>
-          <w:rFonts w:ascii="Aptos" w:hAnsi="Aptos"/>
-        </w:rPr>
+      <w:r>
+        <w:rPr>
+          <w:rFonts w:ascii="Aptos" w:hAnsi="Aptos"/>
+        </w:rPr>
+        <w:lastRenderedPageBreak/>
         <w:t>Read in the new filtered csv file and then used the same code to filter and group for both categories. I used the to_</w:t>
       </w:r>
       <w:proofErr w:type="gramStart"/>
@@ -1465,22 +1334,15 @@
           <w:rFonts w:ascii="Aptos" w:hAnsi="Aptos"/>
         </w:rPr>
       </w:pPr>
-    </w:p>
-    <w:p>
-      <w:pPr>
-        <w:rPr>
-          <w:rFonts w:ascii="Aptos" w:hAnsi="Aptos"/>
-        </w:rPr>
-      </w:pPr>
       <w:r>
         <w:rPr>
           <w:rFonts w:ascii="Aptos" w:hAnsi="Aptos"/>
         </w:rPr>
         <w:drawing>
-          <wp:inline distT="0" distB="0" distL="0" distR="0" wp14:anchorId="4791C46F" wp14:editId="620179CA">
-            <wp:extent cx="3098800" cy="3924300"/>
+          <wp:inline distT="0" distB="0" distL="0" distR="0" wp14:anchorId="69BCF8D7" wp14:editId="63E0CE66">
+            <wp:extent cx="1946834" cy="4094922"/>
             <wp:effectExtent l="0" t="0" r="0" b="0"/>
-            <wp:docPr id="1957108788" name="Picture 1" descr="A screenshot of a computer screen&#10;&#10;AI-generated content may be incorrect."/>
+            <wp:docPr id="510567097" name="Picture 1" descr="A screenshot of a computer screen&#10;&#10;AI-generated content may be incorrect."/>
             <wp:cNvGraphicFramePr>
               <a:graphicFrameLocks xmlns:a="http://schemas.openxmlformats.org/drawingml/2006/main" noChangeAspect="1"/>
             </wp:cNvGraphicFramePr>
@@ -1488,7 +1350,7 @@
               <a:graphicData uri="http://schemas.openxmlformats.org/drawingml/2006/picture">
                 <pic:pic xmlns:pic="http://schemas.openxmlformats.org/drawingml/2006/picture">
                   <pic:nvPicPr>
-                    <pic:cNvPr id="1957108788" name="Picture 1" descr="A screenshot of a computer screen&#10;&#10;AI-generated content may be incorrect."/>
+                    <pic:cNvPr id="510567097" name="Picture 1" descr="A screenshot of a computer screen&#10;&#10;AI-generated content may be incorrect."/>
                     <pic:cNvPicPr/>
                   </pic:nvPicPr>
                   <pic:blipFill>
@@ -1500,7 +1362,7 @@
                   <pic:spPr>
                     <a:xfrm>
                       <a:off x="0" y="0"/>
-                      <a:ext cx="3098800" cy="3924300"/>
+                      <a:ext cx="1954270" cy="4110563"/>
                     </a:xfrm>
                     <a:prstGeom prst="rect">
                       <a:avLst/>
@@ -1539,118 +1401,51 @@
           <w:rFonts w:ascii="Aptos" w:hAnsi="Aptos"/>
         </w:rPr>
       </w:pPr>
+      <w:r>
+        <w:rPr>
+          <w:rFonts w:ascii="Aptos" w:hAnsi="Aptos"/>
+        </w:rPr>
+        <w:t xml:space="preserve">The country that had the highest mean pumpkin weight from my filtered data set was the United States. The country </w:t>
+      </w:r>
+      <w:r>
+        <w:rPr>
+          <w:rFonts w:ascii="Aptos" w:hAnsi="Aptos"/>
+        </w:rPr>
+        <w:t xml:space="preserve">that had the lowest mean weight for a particular variety is Austria with the Atlantic Giant. </w:t>
+      </w:r>
+    </w:p>
+    <w:p>
+      <w:pPr>
+        <w:rPr>
+          <w:rFonts w:ascii="Aptos" w:hAnsi="Aptos"/>
+        </w:rPr>
+      </w:pPr>
     </w:p>
     <w:p>
       <w:pPr>
         <w:jc w:val="center"/>
         <w:rPr>
           <w:rFonts w:ascii="Aptos" w:hAnsi="Aptos"/>
+        </w:rPr>
+      </w:pPr>
+      <w:r>
+        <w:rPr>
+          <w:rFonts w:ascii="Aptos" w:hAnsi="Aptos"/>
           <w:u w:val="single"/>
         </w:rPr>
-      </w:pPr>
-    </w:p>
-    <w:p>
-      <w:pPr>
-        <w:jc w:val="center"/>
-        <w:rPr>
-          <w:rFonts w:ascii="Aptos" w:hAnsi="Aptos"/>
-          <w:u w:val="single"/>
-        </w:rPr>
-      </w:pPr>
-    </w:p>
-    <w:p>
-      <w:pPr>
-        <w:jc w:val="center"/>
-        <w:rPr>
-          <w:rFonts w:ascii="Aptos" w:hAnsi="Aptos"/>
-          <w:u w:val="single"/>
-        </w:rPr>
-      </w:pPr>
-    </w:p>
-    <w:p>
-      <w:pPr>
-        <w:jc w:val="center"/>
-        <w:rPr>
-          <w:rFonts w:ascii="Aptos" w:hAnsi="Aptos"/>
-          <w:u w:val="single"/>
-        </w:rPr>
-      </w:pPr>
-    </w:p>
-    <w:p>
-      <w:pPr>
-        <w:jc w:val="center"/>
-        <w:rPr>
-          <w:rFonts w:ascii="Aptos" w:hAnsi="Aptos"/>
-          <w:u w:val="single"/>
-        </w:rPr>
-      </w:pPr>
-    </w:p>
-    <w:p>
-      <w:pPr>
-        <w:jc w:val="center"/>
-        <w:rPr>
-          <w:rFonts w:ascii="Aptos" w:hAnsi="Aptos"/>
-          <w:u w:val="single"/>
-        </w:rPr>
-      </w:pPr>
-    </w:p>
-    <w:p>
-      <w:pPr>
-        <w:jc w:val="center"/>
-        <w:rPr>
-          <w:rFonts w:ascii="Aptos" w:hAnsi="Aptos"/>
-          <w:u w:val="single"/>
-        </w:rPr>
-      </w:pPr>
-    </w:p>
-    <w:p>
-      <w:pPr>
-        <w:jc w:val="center"/>
-        <w:rPr>
-          <w:rFonts w:ascii="Aptos" w:hAnsi="Aptos"/>
-          <w:u w:val="single"/>
-        </w:rPr>
-      </w:pPr>
-    </w:p>
-    <w:p>
-      <w:pPr>
-        <w:jc w:val="center"/>
-        <w:rPr>
-          <w:rFonts w:ascii="Aptos" w:hAnsi="Aptos"/>
-        </w:rPr>
-      </w:pPr>
-      <w:r>
-        <w:rPr>
-          <w:rFonts w:ascii="Aptos" w:hAnsi="Aptos"/>
-          <w:u w:val="single"/>
-        </w:rPr>
-        <w:lastRenderedPageBreak/>
-        <w:t xml:space="preserve">TASK </w:t>
-      </w:r>
-      <w:r>
-        <w:rPr>
-          <w:rFonts w:ascii="Aptos" w:hAnsi="Aptos"/>
-          <w:u w:val="single"/>
-        </w:rPr>
-        <w:t>EIGHT</w:t>
-      </w:r>
-    </w:p>
-    <w:p>
-      <w:pPr>
-        <w:rPr>
-          <w:rFonts w:ascii="Aptos" w:hAnsi="Aptos"/>
-        </w:rPr>
-      </w:pPr>
-    </w:p>
-    <w:p>
-      <w:pPr>
-        <w:rPr>
-          <w:rFonts w:ascii="Aptos" w:hAnsi="Aptos"/>
-        </w:rPr>
-      </w:pPr>
-      <w:r>
-        <w:rPr>
-          <w:rFonts w:ascii="Aptos" w:hAnsi="Aptos"/>
+        <w:t>TASK EIGHT</w:t>
+      </w:r>
+    </w:p>
+    <w:p>
+      <w:pPr>
+        <w:rPr>
+          <w:rFonts w:ascii="Aptos" w:hAnsi="Aptos"/>
+        </w:rPr>
+      </w:pPr>
+      <w:r>
+        <w:rPr>
+          <w:rFonts w:ascii="Aptos" w:hAnsi="Aptos"/>
+          <w:noProof/>
         </w:rPr>
         <w:drawing>
           <wp:inline distT="0" distB="0" distL="0" distR="0" wp14:anchorId="684E4ED3" wp14:editId="43FB2DCB">
@@ -1695,13 +1490,6 @@
           <w:rFonts w:ascii="Aptos" w:hAnsi="Aptos"/>
         </w:rPr>
       </w:pPr>
-    </w:p>
-    <w:p>
-      <w:pPr>
-        <w:rPr>
-          <w:rFonts w:ascii="Aptos" w:hAnsi="Aptos"/>
-        </w:rPr>
-      </w:pPr>
       <w:r>
         <w:rPr>
           <w:rFonts w:ascii="Aptos" w:hAnsi="Aptos"/>
@@ -1731,7 +1519,9 @@
       <w:r>
         <w:rPr>
           <w:rFonts w:ascii="Aptos" w:hAnsi="Aptos"/>
-        </w:rPr>
+          <w:noProof/>
+        </w:rPr>
+        <w:lastRenderedPageBreak/>
         <w:drawing>
           <wp:inline distT="0" distB="0" distL="0" distR="0" wp14:anchorId="70929DD8" wp14:editId="08CE79BE">
             <wp:extent cx="5731510" cy="4645660"/>
@@ -1772,11 +1562,7 @@
     <w:p>
       <w:pPr>
         <w:rPr>
-          <w:rFonts w:ascii="Aptos" w:eastAsia="Times New Roman" w:hAnsi="Aptos" w:cs="Times New Roman"/>
-          <w:color w:val="000000"/>
-          <w:kern w:val="0"/>
-          <w:lang w:eastAsia="en-GB"/>
-          <w14:ligatures w14:val="none"/>
+          <w:rFonts w:ascii="Aptos" w:hAnsi="Aptos"/>
         </w:rPr>
       </w:pPr>
     </w:p>
@@ -1785,125 +1571,34 @@
         <w:jc w:val="center"/>
         <w:rPr>
           <w:rFonts w:ascii="Aptos" w:hAnsi="Aptos"/>
+        </w:rPr>
+      </w:pPr>
+      <w:r>
+        <w:rPr>
+          <w:rFonts w:ascii="Aptos" w:hAnsi="Aptos"/>
           <w:u w:val="single"/>
         </w:rPr>
-      </w:pPr>
-    </w:p>
-    <w:p>
-      <w:pPr>
-        <w:jc w:val="center"/>
-        <w:rPr>
-          <w:rFonts w:ascii="Aptos" w:hAnsi="Aptos"/>
-          <w:u w:val="single"/>
-        </w:rPr>
-      </w:pPr>
-    </w:p>
-    <w:p>
-      <w:pPr>
-        <w:jc w:val="center"/>
-        <w:rPr>
-          <w:rFonts w:ascii="Aptos" w:hAnsi="Aptos"/>
-          <w:u w:val="single"/>
-        </w:rPr>
-      </w:pPr>
-    </w:p>
-    <w:p>
-      <w:pPr>
-        <w:jc w:val="center"/>
-        <w:rPr>
-          <w:rFonts w:ascii="Aptos" w:hAnsi="Aptos"/>
-          <w:u w:val="single"/>
-        </w:rPr>
-      </w:pPr>
-    </w:p>
-    <w:p>
-      <w:pPr>
-        <w:jc w:val="center"/>
-        <w:rPr>
-          <w:rFonts w:ascii="Aptos" w:hAnsi="Aptos"/>
-          <w:u w:val="single"/>
-        </w:rPr>
-      </w:pPr>
-    </w:p>
-    <w:p>
-      <w:pPr>
-        <w:jc w:val="center"/>
-        <w:rPr>
-          <w:rFonts w:ascii="Aptos" w:hAnsi="Aptos"/>
-          <w:u w:val="single"/>
-        </w:rPr>
-      </w:pPr>
-    </w:p>
-    <w:p>
-      <w:pPr>
-        <w:jc w:val="center"/>
-        <w:rPr>
-          <w:rFonts w:ascii="Aptos" w:hAnsi="Aptos"/>
-          <w:u w:val="single"/>
-        </w:rPr>
-      </w:pPr>
-    </w:p>
-    <w:p>
-      <w:pPr>
-        <w:jc w:val="center"/>
-        <w:rPr>
-          <w:rFonts w:ascii="Aptos" w:hAnsi="Aptos"/>
-          <w:u w:val="single"/>
-        </w:rPr>
-      </w:pPr>
-    </w:p>
-    <w:p>
-      <w:pPr>
-        <w:jc w:val="center"/>
-        <w:rPr>
-          <w:rFonts w:ascii="Aptos" w:hAnsi="Aptos"/>
-          <w:u w:val="single"/>
-        </w:rPr>
-      </w:pPr>
-    </w:p>
-    <w:p>
-      <w:pPr>
-        <w:jc w:val="center"/>
-        <w:rPr>
-          <w:rFonts w:ascii="Aptos" w:hAnsi="Aptos"/>
-        </w:rPr>
-      </w:pPr>
-      <w:r>
-        <w:rPr>
-          <w:rFonts w:ascii="Aptos" w:hAnsi="Aptos"/>
-          <w:u w:val="single"/>
-        </w:rPr>
-        <w:lastRenderedPageBreak/>
-        <w:t xml:space="preserve">TASK </w:t>
-      </w:r>
-      <w:r>
-        <w:rPr>
-          <w:rFonts w:ascii="Aptos" w:hAnsi="Aptos"/>
-          <w:u w:val="single"/>
-        </w:rPr>
-        <w:t>NINE</w:t>
-      </w:r>
-    </w:p>
-    <w:p>
-      <w:pPr>
-        <w:rPr>
-          <w:rFonts w:ascii="Aptos" w:eastAsia="Times New Roman" w:hAnsi="Aptos" w:cs="Times New Roman"/>
-          <w:color w:val="000000"/>
-          <w:kern w:val="0"/>
-          <w:lang w:eastAsia="en-GB"/>
-          <w14:ligatures w14:val="none"/>
-        </w:rPr>
-      </w:pPr>
-    </w:p>
-    <w:p>
-      <w:pPr>
-        <w:rPr>
-          <w:rFonts w:ascii="Aptos" w:hAnsi="Aptos"/>
-        </w:rPr>
-      </w:pPr>
-      <w:r>
-        <w:rPr>
-          <w:rFonts w:ascii="Aptos" w:hAnsi="Aptos"/>
+        <w:t>TASK NINE</w:t>
+      </w:r>
+    </w:p>
+    <w:p>
+      <w:pPr>
+        <w:rPr>
+          <w:rFonts w:ascii="Aptos" w:hAnsi="Aptos"/>
+          <w:color w:val="000000"/>
+        </w:rPr>
+      </w:pPr>
+    </w:p>
+    <w:p>
+      <w:pPr>
+        <w:rPr>
+          <w:rFonts w:ascii="Aptos" w:hAnsi="Aptos"/>
+        </w:rPr>
+      </w:pPr>
+      <w:r>
+        <w:rPr>
+          <w:rFonts w:ascii="Aptos" w:hAnsi="Aptos"/>
+          <w:noProof/>
         </w:rPr>
         <w:drawing>
           <wp:inline distT="0" distB="0" distL="0" distR="0" wp14:anchorId="67F89612" wp14:editId="15D1C3B7">
@@ -1948,18 +1643,11 @@
           <w:rFonts w:ascii="Aptos" w:hAnsi="Aptos"/>
         </w:rPr>
       </w:pPr>
-    </w:p>
-    <w:p>
-      <w:pPr>
-        <w:rPr>
-          <w:rFonts w:ascii="Aptos" w:hAnsi="Aptos"/>
-        </w:rPr>
-      </w:pPr>
-      <w:r>
-        <w:rPr>
-          <w:rFonts w:ascii="Aptos" w:hAnsi="Aptos"/>
-        </w:rPr>
-        <w:t>Using the seaborne catplot options</w:t>
+      <w:r>
+        <w:rPr>
+          <w:rFonts w:ascii="Aptos" w:hAnsi="Aptos"/>
+        </w:rPr>
+        <w:t>Using the seaborn catplot options</w:t>
       </w:r>
       <w:r>
         <w:rPr>
@@ -2037,7 +1725,9 @@
       <w:r>
         <w:rPr>
           <w:rFonts w:ascii="Aptos" w:hAnsi="Aptos"/>
-        </w:rPr>
+          <w:noProof/>
+        </w:rPr>
+        <w:lastRenderedPageBreak/>
         <w:drawing>
           <wp:inline distT="0" distB="0" distL="0" distR="0" wp14:anchorId="38184393" wp14:editId="74A02483">
             <wp:extent cx="6376559" cy="2166730"/>
@@ -2074,6 +1764,394 @@
           </wp:inline>
         </w:drawing>
       </w:r>
+    </w:p>
+    <w:p>
+      <w:pPr>
+        <w:rPr>
+          <w:rFonts w:ascii="Aptos" w:hAnsi="Aptos"/>
+        </w:rPr>
+      </w:pPr>
+    </w:p>
+    <w:p>
+      <w:pPr>
+        <w:jc w:val="center"/>
+        <w:rPr>
+          <w:rFonts w:ascii="Aptos" w:hAnsi="Aptos"/>
+          <w:u w:val="single"/>
+        </w:rPr>
+      </w:pPr>
+      <w:r>
+        <w:rPr>
+          <w:rFonts w:ascii="Aptos" w:hAnsi="Aptos"/>
+          <w:u w:val="single"/>
+        </w:rPr>
+        <w:t>REFERENCES</w:t>
+      </w:r>
+    </w:p>
+    <w:p>
+      <w:pPr>
+        <w:jc w:val="center"/>
+        <w:rPr>
+          <w:rFonts w:ascii="Aptos" w:hAnsi="Aptos"/>
+          <w:u w:val="single"/>
+        </w:rPr>
+      </w:pPr>
+    </w:p>
+    <w:p>
+      <w:pPr>
+        <w:rPr>
+          <w:color w:val="000000"/>
+        </w:rPr>
+      </w:pPr>
+      <w:r>
+        <w:rPr>
+          <w:color w:val="000000"/>
+        </w:rPr>
+        <w:t>1.</w:t>
+      </w:r>
+    </w:p>
+    <w:p>
+      <w:pPr>
+        <w:rPr>
+          <w:color w:val="000000"/>
+        </w:rPr>
+      </w:pPr>
+      <w:proofErr w:type="spellStart"/>
+      <w:r>
+        <w:rPr>
+          <w:color w:val="000000"/>
+        </w:rPr>
+        <w:t>Farnschläder</w:t>
+      </w:r>
+      <w:proofErr w:type="spellEnd"/>
+      <w:r>
+        <w:rPr>
+          <w:color w:val="000000"/>
+        </w:rPr>
+        <w:t xml:space="preserve"> T. </w:t>
+      </w:r>
+      <w:proofErr w:type="spellStart"/>
+      <w:r>
+        <w:rPr>
+          <w:color w:val="000000"/>
+        </w:rPr>
+        <w:t>ILoc</w:t>
+      </w:r>
+      <w:proofErr w:type="spellEnd"/>
+      <w:r>
+        <w:rPr>
+          <w:color w:val="000000"/>
+        </w:rPr>
+        <w:t xml:space="preserve"> Vs Loc in Pandas: a Guide with Examples [Internet]. Datacamp.com. </w:t>
+      </w:r>
+      <w:proofErr w:type="spellStart"/>
+      <w:r>
+        <w:rPr>
+          <w:color w:val="000000"/>
+        </w:rPr>
+        <w:t>DataCamp</w:t>
+      </w:r>
+      <w:proofErr w:type="spellEnd"/>
+      <w:r>
+        <w:rPr>
+          <w:color w:val="000000"/>
+        </w:rPr>
+        <w:t>; 2024 [cited 2025 Nov 20]. Available from: https://www.datacamp.com/tutorial/loc-vs-iloc</w:t>
+      </w:r>
+    </w:p>
+    <w:p>
+      <w:pPr>
+        <w:rPr>
+          <w:color w:val="000000"/>
+        </w:rPr>
+      </w:pPr>
+      <w:r>
+        <w:rPr>
+          <w:color w:val="000000"/>
+        </w:rPr>
+        <w:t>2.</w:t>
+      </w:r>
+    </w:p>
+    <w:p>
+      <w:pPr>
+        <w:rPr>
+          <w:color w:val="000000"/>
+        </w:rPr>
+      </w:pPr>
+      <w:r>
+        <w:rPr>
+          <w:color w:val="000000"/>
+        </w:rPr>
+        <w:t>Michael. Applying function with multiple arguments to create a new pandas column [Internet]. Stack Overflow. 2013. Available from: https://stackoverflow.com/questions/19914937/applying-function-with-multiple-arguments-to-create-a-new-pandas-column</w:t>
+      </w:r>
+    </w:p>
+    <w:p>
+      <w:pPr>
+        <w:rPr>
+          <w:color w:val="000000"/>
+        </w:rPr>
+      </w:pPr>
+      <w:r>
+        <w:rPr>
+          <w:color w:val="000000"/>
+        </w:rPr>
+        <w:t>3.</w:t>
+      </w:r>
+    </w:p>
+    <w:p>
+      <w:pPr>
+        <w:rPr>
+          <w:color w:val="000000"/>
+        </w:rPr>
+      </w:pPr>
+      <w:proofErr w:type="spellStart"/>
+      <w:r>
+        <w:rPr>
+          <w:color w:val="000000"/>
+        </w:rPr>
+        <w:t>Lotfinejad</w:t>
+      </w:r>
+      <w:proofErr w:type="spellEnd"/>
+      <w:r>
+        <w:rPr>
+          <w:color w:val="000000"/>
+        </w:rPr>
+        <w:t xml:space="preserve"> M. Learn How to Use the Apply Method in Pandas with This Tutorial [Internet]. Dataquest. 2022. Available from: https://www.dataquest.io/blog/tutorial-how-to-use-the-apply-method-in-pandas/</w:t>
+      </w:r>
+    </w:p>
+    <w:p>
+      <w:pPr>
+        <w:rPr>
+          <w:color w:val="000000"/>
+        </w:rPr>
+      </w:pPr>
+      <w:r>
+        <w:rPr>
+          <w:color w:val="000000"/>
+        </w:rPr>
+        <w:t>4.</w:t>
+      </w:r>
+    </w:p>
+    <w:p>
+      <w:pPr>
+        <w:rPr>
+          <w:color w:val="000000"/>
+        </w:rPr>
+      </w:pPr>
+      <w:r>
+        <w:rPr>
+          <w:color w:val="000000"/>
+        </w:rPr>
+        <w:t xml:space="preserve">How to </w:t>
+      </w:r>
+      <w:proofErr w:type="spellStart"/>
+      <w:r>
+        <w:rPr>
+          <w:color w:val="000000"/>
+        </w:rPr>
+        <w:t>color</w:t>
+      </w:r>
+      <w:proofErr w:type="spellEnd"/>
+      <w:r>
+        <w:rPr>
+          <w:color w:val="000000"/>
+        </w:rPr>
+        <w:t xml:space="preserve"> a </w:t>
+      </w:r>
+      <w:proofErr w:type="spellStart"/>
+      <w:r>
+        <w:rPr>
+          <w:color w:val="000000"/>
+        </w:rPr>
+        <w:t>MatPlotLib</w:t>
+      </w:r>
+      <w:proofErr w:type="spellEnd"/>
+      <w:r>
+        <w:rPr>
+          <w:color w:val="000000"/>
+        </w:rPr>
+        <w:t xml:space="preserve"> scatter plot based on a list of categories [Internet]. Stack Overflow. 2023. Available from: https://stackoverflow.com/questions/76096801/how-to-color-a-matplotlib-scatter-plot-based-on-a-list-of-categories</w:t>
+      </w:r>
+    </w:p>
+    <w:p>
+      <w:pPr>
+        <w:rPr>
+          <w:color w:val="000000"/>
+        </w:rPr>
+      </w:pPr>
+      <w:r>
+        <w:rPr>
+          <w:color w:val="000000"/>
+        </w:rPr>
+        <w:t>5.</w:t>
+      </w:r>
+    </w:p>
+    <w:p>
+      <w:pPr>
+        <w:rPr>
+          <w:color w:val="000000"/>
+        </w:rPr>
+      </w:pPr>
+      <w:proofErr w:type="spellStart"/>
+      <w:r>
+        <w:rPr>
+          <w:color w:val="000000"/>
+        </w:rPr>
+        <w:t>LondonRob</w:t>
+      </w:r>
+      <w:proofErr w:type="spellEnd"/>
+      <w:r>
+        <w:rPr>
+          <w:color w:val="000000"/>
+        </w:rPr>
+        <w:t xml:space="preserve">. How to filter Pandas </w:t>
+      </w:r>
+      <w:proofErr w:type="spellStart"/>
+      <w:r>
+        <w:rPr>
+          <w:color w:val="000000"/>
+        </w:rPr>
+        <w:t>dataframe</w:t>
+      </w:r>
+      <w:proofErr w:type="spellEnd"/>
+      <w:r>
+        <w:rPr>
+          <w:color w:val="000000"/>
+        </w:rPr>
+        <w:t xml:space="preserve"> using “in” and “not in” like in SQL [Internet]. Stack Overflow. 2013. Available from: https://stackoverflow.com/questions/19960077/how-to-filter-pandas-dataframe-using-in-and-not-in-like-in-sql</w:t>
+      </w:r>
+    </w:p>
+    <w:p>
+      <w:pPr>
+        <w:rPr>
+          <w:color w:val="000000"/>
+        </w:rPr>
+      </w:pPr>
+      <w:r>
+        <w:rPr>
+          <w:color w:val="000000"/>
+        </w:rPr>
+        <w:t>6.</w:t>
+      </w:r>
+    </w:p>
+    <w:p>
+      <w:pPr>
+        <w:rPr>
+          <w:color w:val="000000"/>
+        </w:rPr>
+      </w:pPr>
+      <w:r>
+        <w:rPr>
+          <w:color w:val="000000"/>
+        </w:rPr>
+        <w:t xml:space="preserve">How to Remove Name and </w:t>
+      </w:r>
+      <w:proofErr w:type="spellStart"/>
+      <w:r>
+        <w:rPr>
+          <w:color w:val="000000"/>
+        </w:rPr>
+        <w:t>Dtype</w:t>
+      </w:r>
+      <w:proofErr w:type="spellEnd"/>
+      <w:r>
+        <w:rPr>
+          <w:color w:val="000000"/>
+        </w:rPr>
+        <w:t xml:space="preserve"> from Output code? [Internet]. Stack Overflow. 2023. Available from: https://stackoverflow.com/questions/74696163/how-to-remove-name-and-dtype-from-output-code</w:t>
+      </w:r>
+    </w:p>
+    <w:p>
+      <w:pPr>
+        <w:rPr>
+          <w:color w:val="000000"/>
+        </w:rPr>
+      </w:pPr>
+      <w:r>
+        <w:rPr>
+          <w:color w:val="000000"/>
+        </w:rPr>
+        <w:t>7.</w:t>
+      </w:r>
+    </w:p>
+    <w:p>
+      <w:pPr>
+        <w:rPr>
+          <w:color w:val="000000"/>
+        </w:rPr>
+      </w:pPr>
+      <w:proofErr w:type="spellStart"/>
+      <w:r>
+        <w:rPr>
+          <w:color w:val="000000"/>
+        </w:rPr>
+        <w:t>GeeksforGeeks</w:t>
+      </w:r>
+      <w:proofErr w:type="spellEnd"/>
+      <w:r>
+        <w:rPr>
+          <w:color w:val="000000"/>
+        </w:rPr>
+        <w:t xml:space="preserve">. How to Make Simple Facet Plots with Seaborn Catplot in Python? [Internet]. </w:t>
+      </w:r>
+      <w:proofErr w:type="spellStart"/>
+      <w:r>
+        <w:rPr>
+          <w:color w:val="000000"/>
+        </w:rPr>
+        <w:t>GeeksforGeeks</w:t>
+      </w:r>
+      <w:proofErr w:type="spellEnd"/>
+      <w:r>
+        <w:rPr>
+          <w:color w:val="000000"/>
+        </w:rPr>
+        <w:t>. 2020 [cited 2025 Dec 4]. Available from: https://www.geeksforgeeks.org/python/how-to-make-simple-facet-plots-with-seaborn-catplot-in-python/</w:t>
+      </w:r>
+    </w:p>
+    <w:p>
+      <w:pPr>
+        <w:rPr>
+          <w:color w:val="000000"/>
+        </w:rPr>
+      </w:pPr>
+      <w:r>
+        <w:rPr>
+          <w:color w:val="000000"/>
+        </w:rPr>
+        <w:t>8.</w:t>
+      </w:r>
+    </w:p>
+    <w:p>
+      <w:pPr>
+        <w:rPr>
+          <w:color w:val="000000"/>
+        </w:rPr>
+      </w:pPr>
+      <w:proofErr w:type="spellStart"/>
+      <w:proofErr w:type="gramStart"/>
+      <w:r>
+        <w:rPr>
+          <w:color w:val="000000"/>
+        </w:rPr>
+        <w:t>seaborn.FacetGrid</w:t>
+      </w:r>
+      <w:proofErr w:type="spellEnd"/>
+      <w:proofErr w:type="gramEnd"/>
+      <w:r>
+        <w:rPr>
+          <w:color w:val="000000"/>
+        </w:rPr>
+        <w:t xml:space="preserve"> — Seaborn 0.12.0 Documentation [Internet]. seaborn.pydata.org. Available from: https://seaborn.pydata.org/generated/seaborn.FacetGrid.html</w:t>
+      </w:r>
+    </w:p>
+    <w:p>
+      <w:pPr>
+        <w:rPr>
+          <w:rFonts w:ascii="Aptos" w:hAnsi="Aptos"/>
+          <w:u w:val="single"/>
+        </w:rPr>
+      </w:pPr>
     </w:p>
     <w:sectPr>
       <w:pgSz w:w="11906" w:h="16838"/>
@@ -2718,6 +2796,13 @@
   <w:style w:type="paragraph" w:default="1" w:styleId="Normal">
     <w:name w:val="Normal"/>
     <w:qFormat/>
+    <w:rsid w:val="009071DE"/>
+    <w:rPr>
+      <w:rFonts w:ascii="Times New Roman" w:eastAsia="Times New Roman" w:hAnsi="Times New Roman" w:cs="Times New Roman"/>
+      <w:kern w:val="0"/>
+      <w:lang w:eastAsia="en-GB"/>
+      <w14:ligatures w14:val="none"/>
+    </w:rPr>
   </w:style>
   <w:style w:type="paragraph" w:styleId="Heading1">
     <w:name w:val="heading 1"/>
@@ -2736,8 +2821,11 @@
     <w:rPr>
       <w:rFonts w:asciiTheme="majorHAnsi" w:eastAsiaTheme="majorEastAsia" w:hAnsiTheme="majorHAnsi" w:cstheme="majorBidi"/>
       <w:color w:val="0F4761" w:themeColor="accent1" w:themeShade="BF"/>
+      <w:kern w:val="2"/>
       <w:sz w:val="40"/>
       <w:szCs w:val="40"/>
+      <w:lang w:eastAsia="en-US"/>
+      <w14:ligatures w14:val="standardContextual"/>
     </w:rPr>
   </w:style>
   <w:style w:type="paragraph" w:styleId="Heading2">
@@ -2759,8 +2847,11 @@
     <w:rPr>
       <w:rFonts w:asciiTheme="majorHAnsi" w:eastAsiaTheme="majorEastAsia" w:hAnsiTheme="majorHAnsi" w:cstheme="majorBidi"/>
       <w:color w:val="0F4761" w:themeColor="accent1" w:themeShade="BF"/>
+      <w:kern w:val="2"/>
       <w:sz w:val="32"/>
       <w:szCs w:val="32"/>
+      <w:lang w:eastAsia="en-US"/>
+      <w14:ligatures w14:val="standardContextual"/>
     </w:rPr>
   </w:style>
   <w:style w:type="paragraph" w:styleId="Heading3">
@@ -2779,10 +2870,13 @@
       <w:outlineLvl w:val="2"/>
     </w:pPr>
     <w:rPr>
-      <w:rFonts w:eastAsiaTheme="majorEastAsia" w:cstheme="majorBidi"/>
+      <w:rFonts w:asciiTheme="minorHAnsi" w:eastAsiaTheme="majorEastAsia" w:hAnsiTheme="minorHAnsi" w:cstheme="majorBidi"/>
       <w:color w:val="0F4761" w:themeColor="accent1" w:themeShade="BF"/>
+      <w:kern w:val="2"/>
       <w:sz w:val="28"/>
       <w:szCs w:val="28"/>
+      <w:lang w:eastAsia="en-US"/>
+      <w14:ligatures w14:val="standardContextual"/>
     </w:rPr>
   </w:style>
   <w:style w:type="paragraph" w:styleId="Heading4">
@@ -2802,10 +2896,13 @@
       <w:outlineLvl w:val="3"/>
     </w:pPr>
     <w:rPr>
-      <w:rFonts w:eastAsiaTheme="majorEastAsia" w:cstheme="majorBidi"/>
+      <w:rFonts w:asciiTheme="minorHAnsi" w:eastAsiaTheme="majorEastAsia" w:hAnsiTheme="minorHAnsi" w:cstheme="majorBidi"/>
       <w:i/>
       <w:iCs/>
       <w:color w:val="0F4761" w:themeColor="accent1" w:themeShade="BF"/>
+      <w:kern w:val="2"/>
+      <w:lang w:eastAsia="en-US"/>
+      <w14:ligatures w14:val="standardContextual"/>
     </w:rPr>
   </w:style>
   <w:style w:type="paragraph" w:styleId="Heading5">
@@ -2825,8 +2922,11 @@
       <w:outlineLvl w:val="4"/>
     </w:pPr>
     <w:rPr>
-      <w:rFonts w:eastAsiaTheme="majorEastAsia" w:cstheme="majorBidi"/>
+      <w:rFonts w:asciiTheme="minorHAnsi" w:eastAsiaTheme="majorEastAsia" w:hAnsiTheme="minorHAnsi" w:cstheme="majorBidi"/>
       <w:color w:val="0F4761" w:themeColor="accent1" w:themeShade="BF"/>
+      <w:kern w:val="2"/>
+      <w:lang w:eastAsia="en-US"/>
+      <w14:ligatures w14:val="standardContextual"/>
     </w:rPr>
   </w:style>
   <w:style w:type="paragraph" w:styleId="Heading6">
@@ -2846,10 +2946,13 @@
       <w:outlineLvl w:val="5"/>
     </w:pPr>
     <w:rPr>
-      <w:rFonts w:eastAsiaTheme="majorEastAsia" w:cstheme="majorBidi"/>
+      <w:rFonts w:asciiTheme="minorHAnsi" w:eastAsiaTheme="majorEastAsia" w:hAnsiTheme="minorHAnsi" w:cstheme="majorBidi"/>
       <w:i/>
       <w:iCs/>
       <w:color w:val="595959" w:themeColor="text1" w:themeTint="A6"/>
+      <w:kern w:val="2"/>
+      <w:lang w:eastAsia="en-US"/>
+      <w14:ligatures w14:val="standardContextual"/>
     </w:rPr>
   </w:style>
   <w:style w:type="paragraph" w:styleId="Heading7">
@@ -2869,8 +2972,11 @@
       <w:outlineLvl w:val="6"/>
     </w:pPr>
     <w:rPr>
-      <w:rFonts w:eastAsiaTheme="majorEastAsia" w:cstheme="majorBidi"/>
+      <w:rFonts w:asciiTheme="minorHAnsi" w:eastAsiaTheme="majorEastAsia" w:hAnsiTheme="minorHAnsi" w:cstheme="majorBidi"/>
       <w:color w:val="595959" w:themeColor="text1" w:themeTint="A6"/>
+      <w:kern w:val="2"/>
+      <w:lang w:eastAsia="en-US"/>
+      <w14:ligatures w14:val="standardContextual"/>
     </w:rPr>
   </w:style>
   <w:style w:type="paragraph" w:styleId="Heading8">
@@ -2889,10 +2995,13 @@
       <w:outlineLvl w:val="7"/>
     </w:pPr>
     <w:rPr>
-      <w:rFonts w:eastAsiaTheme="majorEastAsia" w:cstheme="majorBidi"/>
+      <w:rFonts w:asciiTheme="minorHAnsi" w:eastAsiaTheme="majorEastAsia" w:hAnsiTheme="minorHAnsi" w:cstheme="majorBidi"/>
       <w:i/>
       <w:iCs/>
       <w:color w:val="272727" w:themeColor="text1" w:themeTint="D8"/>
+      <w:kern w:val="2"/>
+      <w:lang w:eastAsia="en-US"/>
+      <w14:ligatures w14:val="standardContextual"/>
     </w:rPr>
   </w:style>
   <w:style w:type="paragraph" w:styleId="Heading9">
@@ -2911,8 +3020,11 @@
       <w:outlineLvl w:val="8"/>
     </w:pPr>
     <w:rPr>
-      <w:rFonts w:eastAsiaTheme="majorEastAsia" w:cstheme="majorBidi"/>
+      <w:rFonts w:asciiTheme="minorHAnsi" w:eastAsiaTheme="majorEastAsia" w:hAnsiTheme="minorHAnsi" w:cstheme="majorBidi"/>
       <w:color w:val="272727" w:themeColor="text1" w:themeTint="D8"/>
+      <w:kern w:val="2"/>
+      <w:lang w:eastAsia="en-US"/>
+      <w14:ligatures w14:val="standardContextual"/>
     </w:rPr>
   </w:style>
   <w:style w:type="character" w:default="1" w:styleId="DefaultParagraphFont">
@@ -3078,6 +3190,8 @@
       <w:kern w:val="28"/>
       <w:sz w:val="56"/>
       <w:szCs w:val="56"/>
+      <w:lang w:eastAsia="en-US"/>
+      <w14:ligatures w14:val="standardContextual"/>
     </w:rPr>
   </w:style>
   <w:style w:type="character" w:customStyle="1" w:styleId="TitleChar">
@@ -3109,11 +3223,14 @@
       <w:spacing w:after="160"/>
     </w:pPr>
     <w:rPr>
-      <w:rFonts w:eastAsiaTheme="majorEastAsia" w:cstheme="majorBidi"/>
+      <w:rFonts w:asciiTheme="minorHAnsi" w:eastAsiaTheme="majorEastAsia" w:hAnsiTheme="minorHAnsi" w:cstheme="majorBidi"/>
       <w:color w:val="595959" w:themeColor="text1" w:themeTint="A6"/>
       <w:spacing w:val="15"/>
+      <w:kern w:val="2"/>
       <w:sz w:val="28"/>
       <w:szCs w:val="28"/>
+      <w:lang w:eastAsia="en-US"/>
+      <w14:ligatures w14:val="standardContextual"/>
     </w:rPr>
   </w:style>
   <w:style w:type="character" w:customStyle="1" w:styleId="SubtitleChar">
@@ -3143,9 +3260,13 @@
       <w:jc w:val="center"/>
     </w:pPr>
     <w:rPr>
+      <w:rFonts w:asciiTheme="minorHAnsi" w:eastAsiaTheme="minorHAnsi" w:hAnsiTheme="minorHAnsi" w:cstheme="minorBidi"/>
       <w:i/>
       <w:iCs/>
       <w:color w:val="404040" w:themeColor="text1" w:themeTint="BF"/>
+      <w:kern w:val="2"/>
+      <w:lang w:eastAsia="en-US"/>
+      <w14:ligatures w14:val="standardContextual"/>
     </w:rPr>
   </w:style>
   <w:style w:type="character" w:customStyle="1" w:styleId="QuoteChar">
@@ -3170,6 +3291,12 @@
       <w:ind w:left="720"/>
       <w:contextualSpacing/>
     </w:pPr>
+    <w:rPr>
+      <w:rFonts w:asciiTheme="minorHAnsi" w:eastAsiaTheme="minorHAnsi" w:hAnsiTheme="minorHAnsi" w:cstheme="minorBidi"/>
+      <w:kern w:val="2"/>
+      <w:lang w:eastAsia="en-US"/>
+      <w14:ligatures w14:val="standardContextual"/>
+    </w:rPr>
   </w:style>
   <w:style w:type="character" w:styleId="IntenseEmphasis">
     <w:name w:val="Intense Emphasis"/>
@@ -3201,9 +3328,13 @@
       <w:jc w:val="center"/>
     </w:pPr>
     <w:rPr>
+      <w:rFonts w:asciiTheme="minorHAnsi" w:eastAsiaTheme="minorHAnsi" w:hAnsiTheme="minorHAnsi" w:cstheme="minorBidi"/>
       <w:i/>
       <w:iCs/>
       <w:color w:val="0F4761" w:themeColor="accent1" w:themeShade="BF"/>
+      <w:kern w:val="2"/>
+      <w:lang w:eastAsia="en-US"/>
+      <w14:ligatures w14:val="standardContextual"/>
     </w:rPr>
   </w:style>
   <w:style w:type="character" w:customStyle="1" w:styleId="IntenseQuoteChar">
@@ -3269,12 +3400,6 @@
     <w:pPr>
       <w:spacing w:before="100" w:beforeAutospacing="1" w:after="100" w:afterAutospacing="1"/>
     </w:pPr>
-    <w:rPr>
-      <w:rFonts w:ascii="Times New Roman" w:eastAsia="Times New Roman" w:hAnsi="Times New Roman" w:cs="Times New Roman"/>
-      <w:kern w:val="0"/>
-      <w:lang w:eastAsia="en-GB"/>
-      <w14:ligatures w14:val="none"/>
-    </w:rPr>
   </w:style>
   <w:style w:type="character" w:customStyle="1" w:styleId="apple-converted-space">
     <w:name w:val="apple-converted-space"/>
